--- a/ZÁRÓDOLGOZAT (1).docx
+++ b/ZÁRÓDOLGOZAT (1).docx
@@ -722,7 +722,7 @@
           <w:r>
             <w:fldChar w:fldCharType="separate"/>
           </w:r>
-          <w:hyperlink w:anchor="_Toc193354633" w:history="1">
+          <w:hyperlink w:anchor="_Toc193962813" w:history="1">
             <w:r>
               <w:rPr>
                 <w:rStyle w:val="Hiperhivatkozs"/>
@@ -749,7 +749,7 @@
                 <w:noProof/>
                 <w:webHidden/>
               </w:rPr>
-              <w:instrText xml:space="preserve"> PAGEREF _Toc193354633 \h </w:instrText>
+              <w:instrText xml:space="preserve"> PAGEREF _Toc193962813 \h </w:instrText>
             </w:r>
             <w:r>
               <w:rPr>
@@ -792,7 +792,7 @@
               <w:lang w:eastAsia="hu-HU"/>
             </w:rPr>
           </w:pPr>
-          <w:hyperlink w:anchor="_Toc193354634" w:history="1">
+          <w:hyperlink w:anchor="_Toc193962814" w:history="1">
             <w:r>
               <w:rPr>
                 <w:rStyle w:val="Hiperhivatkozs"/>
@@ -819,7 +819,7 @@
                 <w:noProof/>
                 <w:webHidden/>
               </w:rPr>
-              <w:instrText xml:space="preserve"> PAGEREF _Toc193354634 \h </w:instrText>
+              <w:instrText xml:space="preserve"> PAGEREF _Toc193962814 \h </w:instrText>
             </w:r>
             <w:r>
               <w:rPr>
@@ -862,7 +862,7 @@
               <w:lang w:eastAsia="hu-HU"/>
             </w:rPr>
           </w:pPr>
-          <w:hyperlink w:anchor="_Toc193354635" w:history="1">
+          <w:hyperlink w:anchor="_Toc193962815" w:history="1">
             <w:r>
               <w:rPr>
                 <w:rStyle w:val="Hiperhivatkozs"/>
@@ -889,7 +889,7 @@
                 <w:noProof/>
                 <w:webHidden/>
               </w:rPr>
-              <w:instrText xml:space="preserve"> PAGEREF _Toc193354635 \h </w:instrText>
+              <w:instrText xml:space="preserve"> PAGEREF _Toc193962815 \h </w:instrText>
             </w:r>
             <w:r>
               <w:rPr>
@@ -932,7 +932,7 @@
               <w:lang w:eastAsia="hu-HU"/>
             </w:rPr>
           </w:pPr>
-          <w:hyperlink w:anchor="_Toc193354636" w:history="1">
+          <w:hyperlink w:anchor="_Toc193962816" w:history="1">
             <w:r>
               <w:rPr>
                 <w:rStyle w:val="Hiperhivatkozs"/>
@@ -959,7 +959,7 @@
                 <w:noProof/>
                 <w:webHidden/>
               </w:rPr>
-              <w:instrText xml:space="preserve"> PAGEREF _Toc193354636 \h </w:instrText>
+              <w:instrText xml:space="preserve"> PAGEREF _Toc193962816 \h </w:instrText>
             </w:r>
             <w:r>
               <w:rPr>
@@ -1002,7 +1002,7 @@
               <w:lang w:eastAsia="hu-HU"/>
             </w:rPr>
           </w:pPr>
-          <w:hyperlink w:anchor="_Toc193354637" w:history="1">
+          <w:hyperlink w:anchor="_Toc193962817" w:history="1">
             <w:r>
               <w:rPr>
                 <w:rStyle w:val="Hiperhivatkozs"/>
@@ -1029,7 +1029,7 @@
                 <w:noProof/>
                 <w:webHidden/>
               </w:rPr>
-              <w:instrText xml:space="preserve"> PAGEREF _Toc193354637 \h </w:instrText>
+              <w:instrText xml:space="preserve"> PAGEREF _Toc193962817 \h </w:instrText>
             </w:r>
             <w:r>
               <w:rPr>
@@ -1072,7 +1072,7 @@
               <w:lang w:eastAsia="hu-HU"/>
             </w:rPr>
           </w:pPr>
-          <w:hyperlink w:anchor="_Toc193354638" w:history="1">
+          <w:hyperlink w:anchor="_Toc193962818" w:history="1">
             <w:r>
               <w:rPr>
                 <w:rStyle w:val="Hiperhivatkozs"/>
@@ -1099,7 +1099,7 @@
                 <w:noProof/>
                 <w:webHidden/>
               </w:rPr>
-              <w:instrText xml:space="preserve"> PAGEREF _Toc193354638 \h </w:instrText>
+              <w:instrText xml:space="preserve"> PAGEREF _Toc193962818 \h </w:instrText>
             </w:r>
             <w:r>
               <w:rPr>
@@ -1142,7 +1142,7 @@
               <w:lang w:eastAsia="hu-HU"/>
             </w:rPr>
           </w:pPr>
-          <w:hyperlink w:anchor="_Toc193354639" w:history="1">
+          <w:hyperlink w:anchor="_Toc193962819" w:history="1">
             <w:r>
               <w:rPr>
                 <w:rStyle w:val="Hiperhivatkozs"/>
@@ -1169,7 +1169,7 @@
                 <w:noProof/>
                 <w:webHidden/>
               </w:rPr>
-              <w:instrText xml:space="preserve"> PAGEREF _Toc193354639 \h </w:instrText>
+              <w:instrText xml:space="preserve"> PAGEREF _Toc193962819 \h </w:instrText>
             </w:r>
             <w:r>
               <w:rPr>
@@ -1212,7 +1212,7 @@
               <w:lang w:eastAsia="hu-HU"/>
             </w:rPr>
           </w:pPr>
-          <w:hyperlink w:anchor="_Toc193354640" w:history="1">
+          <w:hyperlink w:anchor="_Toc193962820" w:history="1">
             <w:r>
               <w:rPr>
                 <w:rStyle w:val="Hiperhivatkozs"/>
@@ -1239,7 +1239,7 @@
                 <w:noProof/>
                 <w:webHidden/>
               </w:rPr>
-              <w:instrText xml:space="preserve"> PAGEREF _Toc193354640 \h </w:instrText>
+              <w:instrText xml:space="preserve"> PAGEREF _Toc193962820 \h </w:instrText>
             </w:r>
             <w:r>
               <w:rPr>
@@ -1282,7 +1282,7 @@
               <w:lang w:eastAsia="hu-HU"/>
             </w:rPr>
           </w:pPr>
-          <w:hyperlink w:anchor="_Toc193354641" w:history="1">
+          <w:hyperlink w:anchor="_Toc193962821" w:history="1">
             <w:r>
               <w:rPr>
                 <w:rStyle w:val="Hiperhivatkozs"/>
@@ -1309,7 +1309,7 @@
                 <w:noProof/>
                 <w:webHidden/>
               </w:rPr>
-              <w:instrText xml:space="preserve"> PAGEREF _Toc193354641 \h </w:instrText>
+              <w:instrText xml:space="preserve"> PAGEREF _Toc193962821 \h </w:instrText>
             </w:r>
             <w:r>
               <w:rPr>
@@ -1352,7 +1352,7 @@
               <w:lang w:eastAsia="hu-HU"/>
             </w:rPr>
           </w:pPr>
-          <w:hyperlink w:anchor="_Toc193354642" w:history="1">
+          <w:hyperlink w:anchor="_Toc193962822" w:history="1">
             <w:r>
               <w:rPr>
                 <w:rStyle w:val="Hiperhivatkozs"/>
@@ -1379,7 +1379,7 @@
                 <w:noProof/>
                 <w:webHidden/>
               </w:rPr>
-              <w:instrText xml:space="preserve"> PAGEREF _Toc193354642 \h </w:instrText>
+              <w:instrText xml:space="preserve"> PAGEREF _Toc193962822 \h </w:instrText>
             </w:r>
             <w:r>
               <w:rPr>
@@ -1422,7 +1422,7 @@
               <w:lang w:eastAsia="hu-HU"/>
             </w:rPr>
           </w:pPr>
-          <w:hyperlink w:anchor="_Toc193354643" w:history="1">
+          <w:hyperlink w:anchor="_Toc193962823" w:history="1">
             <w:r>
               <w:rPr>
                 <w:rStyle w:val="Hiperhivatkozs"/>
@@ -1449,7 +1449,7 @@
                 <w:noProof/>
                 <w:webHidden/>
               </w:rPr>
-              <w:instrText xml:space="preserve"> PAGEREF _Toc193354643 \h </w:instrText>
+              <w:instrText xml:space="preserve"> PAGEREF _Toc193962823 \h </w:instrText>
             </w:r>
             <w:r>
               <w:rPr>
@@ -1492,7 +1492,7 @@
               <w:lang w:eastAsia="hu-HU"/>
             </w:rPr>
           </w:pPr>
-          <w:hyperlink w:anchor="_Toc193354644" w:history="1">
+          <w:hyperlink w:anchor="_Toc193962824" w:history="1">
             <w:r>
               <w:rPr>
                 <w:rStyle w:val="Hiperhivatkozs"/>
@@ -1519,7 +1519,7 @@
                 <w:noProof/>
                 <w:webHidden/>
               </w:rPr>
-              <w:instrText xml:space="preserve"> PAGEREF _Toc193354644 \h </w:instrText>
+              <w:instrText xml:space="preserve"> PAGEREF _Toc193962824 \h </w:instrText>
             </w:r>
             <w:r>
               <w:rPr>
@@ -1539,7 +1539,7 @@
                 <w:noProof/>
                 <w:webHidden/>
               </w:rPr>
-              <w:t>20</w:t>
+              <w:t>19</w:t>
             </w:r>
             <w:r>
               <w:rPr>
@@ -1562,7 +1562,7 @@
               <w:lang w:eastAsia="hu-HU"/>
             </w:rPr>
           </w:pPr>
-          <w:hyperlink w:anchor="_Toc193354645" w:history="1">
+          <w:hyperlink w:anchor="_Toc193962825" w:history="1">
             <w:r>
               <w:rPr>
                 <w:rStyle w:val="Hiperhivatkozs"/>
@@ -1589,7 +1589,7 @@
                 <w:noProof/>
                 <w:webHidden/>
               </w:rPr>
-              <w:instrText xml:space="preserve"> PAGEREF _Toc193354645 \h </w:instrText>
+              <w:instrText xml:space="preserve"> PAGEREF _Toc193962825 \h </w:instrText>
             </w:r>
             <w:r>
               <w:rPr>
@@ -1632,7 +1632,7 @@
               <w:lang w:eastAsia="hu-HU"/>
             </w:rPr>
           </w:pPr>
-          <w:hyperlink w:anchor="_Toc193354646" w:history="1">
+          <w:hyperlink w:anchor="_Toc193962826" w:history="1">
             <w:r>
               <w:rPr>
                 <w:rStyle w:val="Hiperhivatkozs"/>
@@ -1659,7 +1659,7 @@
                 <w:noProof/>
                 <w:webHidden/>
               </w:rPr>
-              <w:instrText xml:space="preserve"> PAGEREF _Toc193354646 \h </w:instrText>
+              <w:instrText xml:space="preserve"> PAGEREF _Toc193962826 \h </w:instrText>
             </w:r>
             <w:r>
               <w:rPr>
@@ -1702,7 +1702,7 @@
               <w:lang w:eastAsia="hu-HU"/>
             </w:rPr>
           </w:pPr>
-          <w:hyperlink w:anchor="_Toc193354647" w:history="1">
+          <w:hyperlink w:anchor="_Toc193962827" w:history="1">
             <w:r>
               <w:rPr>
                 <w:rStyle w:val="Hiperhivatkozs"/>
@@ -1729,7 +1729,7 @@
                 <w:noProof/>
                 <w:webHidden/>
               </w:rPr>
-              <w:instrText xml:space="preserve"> PAGEREF _Toc193354647 \h </w:instrText>
+              <w:instrText xml:space="preserve"> PAGEREF _Toc193962827 \h </w:instrText>
             </w:r>
             <w:r>
               <w:rPr>
@@ -1750,6 +1750,76 @@
                 <w:webHidden/>
               </w:rPr>
               <w:t>27</w:t>
+            </w:r>
+            <w:r>
+              <w:rPr>
+                <w:noProof/>
+                <w:webHidden/>
+              </w:rPr>
+              <w:fldChar w:fldCharType="end"/>
+            </w:r>
+          </w:hyperlink>
+        </w:p>
+        <w:p>
+          <w:pPr>
+            <w:pStyle w:val="TJ1"/>
+            <w:tabs>
+              <w:tab w:val="right" w:leader="dot" w:pos="9062"/>
+            </w:tabs>
+            <w:rPr>
+              <w:rFonts w:eastAsiaTheme="minorEastAsia"/>
+              <w:noProof/>
+              <w:lang w:eastAsia="hu-HU"/>
+            </w:rPr>
+          </w:pPr>
+          <w:hyperlink w:anchor="_Toc193962828" w:history="1">
+            <w:r>
+              <w:rPr>
+                <w:rStyle w:val="Hiperhivatkozs"/>
+                <w:noProof/>
+              </w:rPr>
+              <w:t>Mellékletek (mobile, desktop)</w:t>
+            </w:r>
+            <w:r>
+              <w:rPr>
+                <w:noProof/>
+                <w:webHidden/>
+              </w:rPr>
+              <w:tab/>
+            </w:r>
+            <w:r>
+              <w:rPr>
+                <w:noProof/>
+                <w:webHidden/>
+              </w:rPr>
+              <w:fldChar w:fldCharType="begin"/>
+            </w:r>
+            <w:r>
+              <w:rPr>
+                <w:noProof/>
+                <w:webHidden/>
+              </w:rPr>
+              <w:instrText xml:space="preserve"> PAGEREF _Toc193962828 \h </w:instrText>
+            </w:r>
+            <w:r>
+              <w:rPr>
+                <w:noProof/>
+                <w:webHidden/>
+              </w:rPr>
+            </w:r>
+            <w:r>
+              <w:rPr>
+                <w:noProof/>
+                <w:webHidden/>
+              </w:rPr>
+              <w:fldChar w:fldCharType="separate"/>
+            </w:r>
+            <w:r>
+              <w:rPr>
+                <w:noProof/>
+                <w:webHidden/>
+              </w:rPr>
+              <w:t>28</w:t>
             </w:r>
             <w:r>
               <w:rPr>
@@ -1784,7 +1854,7 @@
       <w:pPr>
         <w:pStyle w:val="Cmsor1"/>
       </w:pPr>
-      <w:bookmarkStart w:id="0" w:name="_Toc193354633"/>
+      <w:bookmarkStart w:id="0" w:name="_Toc193962813"/>
       <w:r>
         <w:t>Bevezetés</w:t>
       </w:r>
@@ -1982,7 +2052,7 @@
       <w:pPr>
         <w:pStyle w:val="Cmsor1"/>
       </w:pPr>
-      <w:bookmarkStart w:id="1" w:name="_Toc193354634"/>
+      <w:bookmarkStart w:id="1" w:name="_Toc193962814"/>
       <w:r>
         <w:t>Programozási nyelvek és technológiák</w:t>
       </w:r>
@@ -2286,7 +2356,7 @@
       <w:pPr>
         <w:pStyle w:val="Cmsor1"/>
       </w:pPr>
-      <w:bookmarkStart w:id="2" w:name="_Toc193354635"/>
+      <w:bookmarkStart w:id="2" w:name="_Toc193962815"/>
       <w:proofErr w:type="spellStart"/>
       <w:r>
         <w:t>MySQL</w:t>
@@ -2937,7 +3007,7 @@
         </w:rPr>
         <w:lastRenderedPageBreak/>
         <w:drawing>
-          <wp:inline distT="0" distB="0" distL="0" distR="0" wp14:anchorId="046C40B6" wp14:editId="06DCE2DE">
+          <wp:inline distT="0" distB="0" distL="0" distR="0" wp14:anchorId="046C40B6" wp14:editId="5519BABE">
             <wp:extent cx="5775960" cy="3063240"/>
             <wp:effectExtent l="0" t="0" r="0" b="3810"/>
             <wp:docPr id="520903501" name="Kép 2"/>
@@ -3388,7 +3458,7 @@
       <w:pPr>
         <w:pStyle w:val="Cmsor1"/>
       </w:pPr>
-      <w:bookmarkStart w:id="3" w:name="_Toc193354636"/>
+      <w:bookmarkStart w:id="3" w:name="_Toc193962816"/>
       <w:r>
         <w:t>PHPMYADMIN és XAMPP</w:t>
       </w:r>
@@ -3735,7 +3805,7 @@
       <w:pPr>
         <w:pStyle w:val="Cmsor1"/>
       </w:pPr>
-      <w:bookmarkStart w:id="4" w:name="_Toc193354637"/>
+      <w:bookmarkStart w:id="4" w:name="_Toc193962817"/>
       <w:r>
         <w:t>HTML</w:t>
       </w:r>
@@ -4975,7 +5045,7 @@
       <w:pPr>
         <w:pStyle w:val="Cmsor1"/>
       </w:pPr>
-      <w:bookmarkStart w:id="5" w:name="_Toc193354638"/>
+      <w:bookmarkStart w:id="5" w:name="_Toc193962818"/>
       <w:r>
         <w:t>CSS</w:t>
       </w:r>
@@ -6052,7 +6122,7 @@
       <w:pPr>
         <w:pStyle w:val="Cmsor1"/>
       </w:pPr>
-      <w:bookmarkStart w:id="6" w:name="_Toc193354639"/>
+      <w:bookmarkStart w:id="6" w:name="_Toc193962819"/>
       <w:proofErr w:type="spellStart"/>
       <w:r>
         <w:t>Bootstrap</w:t>
@@ -6468,7 +6538,7 @@
       <w:pPr>
         <w:pStyle w:val="Cmsor1"/>
       </w:pPr>
-      <w:bookmarkStart w:id="7" w:name="_Toc193354640"/>
+      <w:bookmarkStart w:id="7" w:name="_Toc193962820"/>
       <w:proofErr w:type="spellStart"/>
       <w:r>
         <w:t>React</w:t>
@@ -7836,7 +7906,7 @@
       <w:pPr>
         <w:pStyle w:val="Cmsor1"/>
       </w:pPr>
-      <w:bookmarkStart w:id="8" w:name="_Toc193354641"/>
+      <w:bookmarkStart w:id="8" w:name="_Toc193962821"/>
       <w:r>
         <w:t>Dokumentum Objektum Modell (DOM)</w:t>
       </w:r>
@@ -8416,7 +8486,7 @@
       <w:pPr>
         <w:pStyle w:val="Cmsor1"/>
       </w:pPr>
-      <w:bookmarkStart w:id="9" w:name="_Toc193354642"/>
+      <w:bookmarkStart w:id="9" w:name="_Toc193962822"/>
       <w:r>
         <w:lastRenderedPageBreak/>
         <w:t>Backend</w:t>
@@ -8430,7 +8500,7 @@
           <w:sz w:val="32"/>
         </w:rPr>
       </w:pPr>
-      <w:bookmarkStart w:id="10" w:name="_Toc193354643"/>
+      <w:bookmarkStart w:id="10" w:name="_Toc193962823"/>
       <w:r>
         <w:rPr>
           <w:sz w:val="32"/>
@@ -8741,7 +8811,7 @@
         <w:pStyle w:val="Cmsor1"/>
         <w:jc w:val="center"/>
       </w:pPr>
-      <w:bookmarkStart w:id="11" w:name="_Toc193354644"/>
+      <w:bookmarkStart w:id="11" w:name="_Toc193962824"/>
       <w:r>
         <w:t>A weboldal elk</w:t>
       </w:r>
@@ -9119,7 +9189,7 @@
         </w:rPr>
         <w:lastRenderedPageBreak/>
         <w:drawing>
-          <wp:inline distT="0" distB="0" distL="0" distR="0" wp14:anchorId="1D2A1734" wp14:editId="4D350A67">
+          <wp:inline distT="0" distB="0" distL="0" distR="0" wp14:anchorId="1D2A1734" wp14:editId="67E4F1B6">
             <wp:extent cx="5760720" cy="4096512"/>
             <wp:effectExtent l="0" t="0" r="0" b="0"/>
             <wp:docPr id="7" name="Kép 7" descr="Login.png"/>
@@ -9191,7 +9261,7 @@
         <w:pStyle w:val="Cmsor1"/>
         <w:jc w:val="center"/>
       </w:pPr>
-      <w:bookmarkStart w:id="12" w:name="_Toc193354645"/>
+      <w:bookmarkStart w:id="12" w:name="_Toc193962825"/>
       <w:r>
         <w:lastRenderedPageBreak/>
         <w:t>Felhaszn</w:t>
@@ -9959,7 +10029,7 @@
       <w:pPr>
         <w:pStyle w:val="Cmsor1"/>
       </w:pPr>
-      <w:bookmarkStart w:id="13" w:name="_Toc193354646"/>
+      <w:bookmarkStart w:id="13" w:name="_Toc193962826"/>
       <w:r>
         <w:t>Összegzés:</w:t>
       </w:r>
@@ -9967,48 +10037,33 @@
     </w:p>
     <w:p>
       <w:pPr>
+        <w:rPr>
+          <w:sz w:val="32"/>
+          <w:szCs w:val="32"/>
+        </w:rPr>
+      </w:pPr>
+      <w:r>
+        <w:rPr>
+          <w:sz w:val="32"/>
+          <w:szCs w:val="32"/>
+        </w:rPr>
+        <w:t>Amikor elkezdtük a projektet, az akkori tudásunkkal nem gondoltuk volna, hogy például adatbázis segítségével tudunk dolgozni a kódban, vagy hogy felhasználókat is kezelhetünk. Nagyon elégedettek vagyunk a munkánkkal, hiszen a célunk egy letisztult és egyszerűen használható weboldal létrehozása volt, amit sikerült is megvalósítanunk.</w:t>
+      </w:r>
+      <w:r>
+        <w:rPr>
+          <w:sz w:val="32"/>
+          <w:szCs w:val="32"/>
+        </w:rPr>
+        <w:br/>
+        <w:t>Hiányosságnak érezzük, hogy a receptnél nem tüntettük fel az összetevők mennyiségét, de sajnos ezt nem tudtuk megoldani. Ennek ellenére úgy gondoljuk, hogy egy hasznos projektet tudhatunk magunkénak.</w:t>
+      </w:r>
+    </w:p>
+    <w:p/>
+    <w:p>
+      <w:pPr>
         <w:pStyle w:val="Cmsor1"/>
-        <w:rPr>
-          <w:rFonts w:asciiTheme="minorHAnsi" w:eastAsiaTheme="minorHAnsi" w:hAnsiTheme="minorHAnsi" w:cstheme="minorBidi"/>
-          <w:color w:val="auto"/>
-          <w:sz w:val="32"/>
-          <w:szCs w:val="32"/>
-        </w:rPr>
-      </w:pPr>
-      <w:bookmarkStart w:id="14" w:name="_Toc193354647"/>
-      <w:r>
-        <w:rPr>
-          <w:rFonts w:asciiTheme="minorHAnsi" w:eastAsiaTheme="minorHAnsi" w:hAnsiTheme="minorHAnsi" w:cstheme="minorBidi"/>
-          <w:color w:val="auto"/>
-          <w:sz w:val="32"/>
-          <w:szCs w:val="32"/>
-        </w:rPr>
-        <w:t>Amikor elkezdtük a projektet, az akkori tudásunkkal nem gondoltuk volna, hogy például adatbázis segítségével tudunk dolgozni a kódban, vagy hogy felhasználókat is kezelhetünk. Nagyon elégedettek vagyunk a munkánkkal, hiszen a célunk egy letisztult és egyszerűen használható weboldal létrehozása volt, amit sikerült is megvalósítanunk.</w:t>
-      </w:r>
-      <w:r>
-        <w:rPr>
-          <w:rFonts w:asciiTheme="minorHAnsi" w:eastAsiaTheme="minorHAnsi" w:hAnsiTheme="minorHAnsi" w:cstheme="minorBidi"/>
-          <w:color w:val="auto"/>
-          <w:sz w:val="32"/>
-          <w:szCs w:val="32"/>
-        </w:rPr>
-        <w:br/>
-        <w:t>Hiányosságnak érezzük, hogy a receptnél nem tüntettük fel az összetevők mennyiségét, de sajnos ezt nem tudtuk megoldani. Ennek ellenére úgy gondoljuk, hogy egy hasznos projektet tudhatunk magunkénak</w:t>
-      </w:r>
-      <w:r>
-        <w:rPr>
-          <w:rFonts w:asciiTheme="minorHAnsi" w:eastAsiaTheme="minorHAnsi" w:hAnsiTheme="minorHAnsi" w:cstheme="minorBidi"/>
-          <w:color w:val="auto"/>
-          <w:sz w:val="32"/>
-          <w:szCs w:val="32"/>
-        </w:rPr>
-        <w:t>.</w:t>
-      </w:r>
-    </w:p>
-    <w:p>
-      <w:pPr>
-        <w:pStyle w:val="Cmsor1"/>
-      </w:pPr>
+      </w:pPr>
+      <w:bookmarkStart w:id="14" w:name="_Toc193962827"/>
       <w:r>
         <w:t>Forr</w:t>
       </w:r>
@@ -10573,19 +10628,699 @@
     </w:p>
     <w:p>
       <w:pPr>
-        <w:rPr>
-          <w:sz w:val="36"/>
-          <w:szCs w:val="36"/>
-        </w:rPr>
-      </w:pPr>
-    </w:p>
-    <w:p>
-      <w:pPr>
-        <w:rPr>
-          <w:sz w:val="36"/>
-          <w:szCs w:val="36"/>
-        </w:rPr>
-      </w:pPr>
+        <w:pStyle w:val="Cmsor1"/>
+        <w:rPr>
+          <w:sz w:val="36"/>
+          <w:szCs w:val="36"/>
+        </w:rPr>
+      </w:pPr>
+      <w:bookmarkStart w:id="15" w:name="_Toc193962828"/>
+      <w:r>
+        <w:rPr>
+          <w:sz w:val="36"/>
+          <w:szCs w:val="36"/>
+        </w:rPr>
+        <w:t xml:space="preserve">Mellékletek </w:t>
+      </w:r>
+      <w:r>
+        <w:t xml:space="preserve">(mobile, </w:t>
+      </w:r>
+      <w:proofErr w:type="spellStart"/>
+      <w:r>
+        <w:t>desktop</w:t>
+      </w:r>
+      <w:proofErr w:type="spellEnd"/>
+      <w:r>
+        <w:t>)</w:t>
+      </w:r>
+      <w:bookmarkEnd w:id="15"/>
+    </w:p>
+    <w:p>
+      <w:pPr>
+        <w:rPr>
+          <w:sz w:val="32"/>
+          <w:szCs w:val="32"/>
+        </w:rPr>
+      </w:pPr>
+      <w:r>
+        <w:rPr>
+          <w:sz w:val="32"/>
+          <w:szCs w:val="32"/>
+        </w:rPr>
+        <w:t>Regisztráció test</w:t>
+      </w:r>
+      <w:r>
+        <w:rPr>
+          <w:sz w:val="32"/>
+          <w:szCs w:val="32"/>
+        </w:rPr>
+        <w:t xml:space="preserve"> </w:t>
+      </w:r>
+    </w:p>
+    <w:p>
+      <w:pPr>
+        <w:rPr>
+          <w:sz w:val="28"/>
+          <w:szCs w:val="28"/>
+        </w:rPr>
+      </w:pPr>
+      <w:r>
+        <w:rPr>
+          <w:sz w:val="28"/>
+          <w:szCs w:val="28"/>
+        </w:rPr>
+        <w:drawing>
+          <wp:inline distT="0" distB="0" distL="0" distR="0" wp14:anchorId="21199D85" wp14:editId="613CB203">
+            <wp:extent cx="5760720" cy="2506345"/>
+            <wp:effectExtent l="0" t="0" r="0" b="8255"/>
+            <wp:docPr id="1170531890" name="Kép 1"/>
+            <wp:cNvGraphicFramePr>
+              <a:graphicFrameLocks xmlns:a="http://schemas.openxmlformats.org/drawingml/2006/main" noChangeAspect="1"/>
+            </wp:cNvGraphicFramePr>
+            <a:graphic xmlns:a="http://schemas.openxmlformats.org/drawingml/2006/main">
+              <a:graphicData uri="http://schemas.openxmlformats.org/drawingml/2006/picture">
+                <pic:pic xmlns:pic="http://schemas.openxmlformats.org/drawingml/2006/picture">
+                  <pic:nvPicPr>
+                    <pic:cNvPr id="1170531890" name=""/>
+                    <pic:cNvPicPr/>
+                  </pic:nvPicPr>
+                  <pic:blipFill>
+                    <a:blip r:embed="rId32"/>
+                    <a:stretch>
+                      <a:fillRect/>
+                    </a:stretch>
+                  </pic:blipFill>
+                  <pic:spPr>
+                    <a:xfrm>
+                      <a:off x="0" y="0"/>
+                      <a:ext cx="5760720" cy="2506345"/>
+                    </a:xfrm>
+                    <a:prstGeom prst="rect">
+                      <a:avLst/>
+                    </a:prstGeom>
+                  </pic:spPr>
+                </pic:pic>
+              </a:graphicData>
+            </a:graphic>
+          </wp:inline>
+        </w:drawing>
+      </w:r>
+      <w:r>
+        <w:rPr>
+          <w:sz w:val="28"/>
+          <w:szCs w:val="28"/>
+        </w:rPr>
+        <w:drawing>
+          <wp:inline distT="0" distB="0" distL="0" distR="0" wp14:anchorId="6C3078DF" wp14:editId="4A48693B">
+            <wp:extent cx="5760720" cy="2459355"/>
+            <wp:effectExtent l="0" t="0" r="0" b="0"/>
+            <wp:docPr id="344732277" name="Kép 1"/>
+            <wp:cNvGraphicFramePr>
+              <a:graphicFrameLocks xmlns:a="http://schemas.openxmlformats.org/drawingml/2006/main" noChangeAspect="1"/>
+            </wp:cNvGraphicFramePr>
+            <a:graphic xmlns:a="http://schemas.openxmlformats.org/drawingml/2006/main">
+              <a:graphicData uri="http://schemas.openxmlformats.org/drawingml/2006/picture">
+                <pic:pic xmlns:pic="http://schemas.openxmlformats.org/drawingml/2006/picture">
+                  <pic:nvPicPr>
+                    <pic:cNvPr id="344732277" name=""/>
+                    <pic:cNvPicPr/>
+                  </pic:nvPicPr>
+                  <pic:blipFill>
+                    <a:blip r:embed="rId33"/>
+                    <a:stretch>
+                      <a:fillRect/>
+                    </a:stretch>
+                  </pic:blipFill>
+                  <pic:spPr>
+                    <a:xfrm>
+                      <a:off x="0" y="0"/>
+                      <a:ext cx="5760720" cy="2459355"/>
+                    </a:xfrm>
+                    <a:prstGeom prst="rect">
+                      <a:avLst/>
+                    </a:prstGeom>
+                  </pic:spPr>
+                </pic:pic>
+              </a:graphicData>
+            </a:graphic>
+          </wp:inline>
+        </w:drawing>
+      </w:r>
+    </w:p>
+    <w:p>
+      <w:pPr>
+        <w:rPr>
+          <w:sz w:val="28"/>
+          <w:szCs w:val="28"/>
+        </w:rPr>
+      </w:pPr>
+      <w:r>
+        <w:rPr>
+          <w:sz w:val="28"/>
+          <w:szCs w:val="28"/>
+        </w:rPr>
+        <w:lastRenderedPageBreak/>
+        <w:t>Bejelentkezés teszt:</w:t>
+      </w:r>
+    </w:p>
+    <w:p>
+      <w:pPr>
+        <w:rPr>
+          <w:sz w:val="36"/>
+          <w:szCs w:val="36"/>
+        </w:rPr>
+      </w:pPr>
+      <w:r>
+        <w:rPr>
+          <w:sz w:val="36"/>
+          <w:szCs w:val="36"/>
+        </w:rPr>
+        <w:drawing>
+          <wp:inline distT="0" distB="0" distL="0" distR="0" wp14:anchorId="147E928A" wp14:editId="7B817BE1">
+            <wp:extent cx="5760720" cy="2458085"/>
+            <wp:effectExtent l="0" t="0" r="0" b="0"/>
+            <wp:docPr id="1516397892" name="Kép 1"/>
+            <wp:cNvGraphicFramePr>
+              <a:graphicFrameLocks xmlns:a="http://schemas.openxmlformats.org/drawingml/2006/main" noChangeAspect="1"/>
+            </wp:cNvGraphicFramePr>
+            <a:graphic xmlns:a="http://schemas.openxmlformats.org/drawingml/2006/main">
+              <a:graphicData uri="http://schemas.openxmlformats.org/drawingml/2006/picture">
+                <pic:pic xmlns:pic="http://schemas.openxmlformats.org/drawingml/2006/picture">
+                  <pic:nvPicPr>
+                    <pic:cNvPr id="1516397892" name=""/>
+                    <pic:cNvPicPr/>
+                  </pic:nvPicPr>
+                  <pic:blipFill>
+                    <a:blip r:embed="rId34"/>
+                    <a:stretch>
+                      <a:fillRect/>
+                    </a:stretch>
+                  </pic:blipFill>
+                  <pic:spPr>
+                    <a:xfrm>
+                      <a:off x="0" y="0"/>
+                      <a:ext cx="5760720" cy="2458085"/>
+                    </a:xfrm>
+                    <a:prstGeom prst="rect">
+                      <a:avLst/>
+                    </a:prstGeom>
+                  </pic:spPr>
+                </pic:pic>
+              </a:graphicData>
+            </a:graphic>
+          </wp:inline>
+        </w:drawing>
+      </w:r>
+      <w:r>
+        <w:rPr>
+          <w:sz w:val="36"/>
+          <w:szCs w:val="36"/>
+        </w:rPr>
+        <w:drawing>
+          <wp:inline distT="0" distB="0" distL="0" distR="0" wp14:anchorId="1582D7E1" wp14:editId="08EA6451">
+            <wp:extent cx="5760720" cy="2458085"/>
+            <wp:effectExtent l="0" t="0" r="0" b="0"/>
+            <wp:docPr id="1488045190" name="Kép 1"/>
+            <wp:cNvGraphicFramePr>
+              <a:graphicFrameLocks xmlns:a="http://schemas.openxmlformats.org/drawingml/2006/main" noChangeAspect="1"/>
+            </wp:cNvGraphicFramePr>
+            <a:graphic xmlns:a="http://schemas.openxmlformats.org/drawingml/2006/main">
+              <a:graphicData uri="http://schemas.openxmlformats.org/drawingml/2006/picture">
+                <pic:pic xmlns:pic="http://schemas.openxmlformats.org/drawingml/2006/picture">
+                  <pic:nvPicPr>
+                    <pic:cNvPr id="1488045190" name=""/>
+                    <pic:cNvPicPr/>
+                  </pic:nvPicPr>
+                  <pic:blipFill>
+                    <a:blip r:embed="rId35"/>
+                    <a:stretch>
+                      <a:fillRect/>
+                    </a:stretch>
+                  </pic:blipFill>
+                  <pic:spPr>
+                    <a:xfrm>
+                      <a:off x="0" y="0"/>
+                      <a:ext cx="5760720" cy="2458085"/>
+                    </a:xfrm>
+                    <a:prstGeom prst="rect">
+                      <a:avLst/>
+                    </a:prstGeom>
+                  </pic:spPr>
+                </pic:pic>
+              </a:graphicData>
+            </a:graphic>
+          </wp:inline>
+        </w:drawing>
+      </w:r>
+    </w:p>
+    <w:p>
+      <w:pPr>
+        <w:rPr>
+          <w:sz w:val="36"/>
+          <w:szCs w:val="36"/>
+        </w:rPr>
+      </w:pPr>
+      <w:r>
+        <w:rPr>
+          <w:sz w:val="36"/>
+          <w:szCs w:val="36"/>
+        </w:rPr>
+        <w:t>Home teszt:</w:t>
+      </w:r>
+    </w:p>
+    <w:p>
+      <w:pPr>
+        <w:rPr>
+          <w:sz w:val="36"/>
+          <w:szCs w:val="36"/>
+        </w:rPr>
+      </w:pPr>
+      <w:r>
+        <w:rPr>
+          <w:sz w:val="36"/>
+          <w:szCs w:val="36"/>
+        </w:rPr>
+        <w:lastRenderedPageBreak/>
+        <w:drawing>
+          <wp:inline distT="0" distB="0" distL="0" distR="0" wp14:anchorId="14C1EBAD" wp14:editId="3B349EFC">
+            <wp:extent cx="5760720" cy="2497455"/>
+            <wp:effectExtent l="0" t="0" r="0" b="0"/>
+            <wp:docPr id="758349560" name="Kép 1"/>
+            <wp:cNvGraphicFramePr>
+              <a:graphicFrameLocks xmlns:a="http://schemas.openxmlformats.org/drawingml/2006/main" noChangeAspect="1"/>
+            </wp:cNvGraphicFramePr>
+            <a:graphic xmlns:a="http://schemas.openxmlformats.org/drawingml/2006/main">
+              <a:graphicData uri="http://schemas.openxmlformats.org/drawingml/2006/picture">
+                <pic:pic xmlns:pic="http://schemas.openxmlformats.org/drawingml/2006/picture">
+                  <pic:nvPicPr>
+                    <pic:cNvPr id="758349560" name=""/>
+                    <pic:cNvPicPr/>
+                  </pic:nvPicPr>
+                  <pic:blipFill>
+                    <a:blip r:embed="rId36"/>
+                    <a:stretch>
+                      <a:fillRect/>
+                    </a:stretch>
+                  </pic:blipFill>
+                  <pic:spPr>
+                    <a:xfrm>
+                      <a:off x="0" y="0"/>
+                      <a:ext cx="5760720" cy="2497455"/>
+                    </a:xfrm>
+                    <a:prstGeom prst="rect">
+                      <a:avLst/>
+                    </a:prstGeom>
+                  </pic:spPr>
+                </pic:pic>
+              </a:graphicData>
+            </a:graphic>
+          </wp:inline>
+        </w:drawing>
+      </w:r>
+      <w:r>
+        <w:rPr>
+          <w:sz w:val="36"/>
+          <w:szCs w:val="36"/>
+        </w:rPr>
+        <w:drawing>
+          <wp:inline distT="0" distB="0" distL="0" distR="0" wp14:anchorId="7CD5425A" wp14:editId="14D4D879">
+            <wp:extent cx="5760720" cy="2444750"/>
+            <wp:effectExtent l="0" t="0" r="0" b="0"/>
+            <wp:docPr id="52211179" name="Kép 1"/>
+            <wp:cNvGraphicFramePr>
+              <a:graphicFrameLocks xmlns:a="http://schemas.openxmlformats.org/drawingml/2006/main" noChangeAspect="1"/>
+            </wp:cNvGraphicFramePr>
+            <a:graphic xmlns:a="http://schemas.openxmlformats.org/drawingml/2006/main">
+              <a:graphicData uri="http://schemas.openxmlformats.org/drawingml/2006/picture">
+                <pic:pic xmlns:pic="http://schemas.openxmlformats.org/drawingml/2006/picture">
+                  <pic:nvPicPr>
+                    <pic:cNvPr id="52211179" name=""/>
+                    <pic:cNvPicPr/>
+                  </pic:nvPicPr>
+                  <pic:blipFill>
+                    <a:blip r:embed="rId37"/>
+                    <a:stretch>
+                      <a:fillRect/>
+                    </a:stretch>
+                  </pic:blipFill>
+                  <pic:spPr>
+                    <a:xfrm>
+                      <a:off x="0" y="0"/>
+                      <a:ext cx="5760720" cy="2444750"/>
+                    </a:xfrm>
+                    <a:prstGeom prst="rect">
+                      <a:avLst/>
+                    </a:prstGeom>
+                  </pic:spPr>
+                </pic:pic>
+              </a:graphicData>
+            </a:graphic>
+          </wp:inline>
+        </w:drawing>
+      </w:r>
+    </w:p>
+    <w:p>
+      <w:pPr>
+        <w:rPr>
+          <w:sz w:val="36"/>
+          <w:szCs w:val="36"/>
+        </w:rPr>
+      </w:pPr>
+      <w:r>
+        <w:rPr>
+          <w:sz w:val="36"/>
+          <w:szCs w:val="36"/>
+        </w:rPr>
+        <w:t>BMI teszt:</w:t>
+      </w:r>
+    </w:p>
+    <w:p>
+      <w:pPr>
+        <w:rPr>
+          <w:sz w:val="36"/>
+          <w:szCs w:val="36"/>
+        </w:rPr>
+      </w:pPr>
+      <w:r>
+        <w:rPr>
+          <w:sz w:val="36"/>
+          <w:szCs w:val="36"/>
+        </w:rPr>
+        <w:drawing>
+          <wp:inline distT="0" distB="0" distL="0" distR="0" wp14:anchorId="55C03599" wp14:editId="64B4366C">
+            <wp:extent cx="5760720" cy="2468880"/>
+            <wp:effectExtent l="0" t="0" r="0" b="7620"/>
+            <wp:docPr id="1652249443" name="Kép 1"/>
+            <wp:cNvGraphicFramePr>
+              <a:graphicFrameLocks xmlns:a="http://schemas.openxmlformats.org/drawingml/2006/main" noChangeAspect="1"/>
+            </wp:cNvGraphicFramePr>
+            <a:graphic xmlns:a="http://schemas.openxmlformats.org/drawingml/2006/main">
+              <a:graphicData uri="http://schemas.openxmlformats.org/drawingml/2006/picture">
+                <pic:pic xmlns:pic="http://schemas.openxmlformats.org/drawingml/2006/picture">
+                  <pic:nvPicPr>
+                    <pic:cNvPr id="1652249443" name=""/>
+                    <pic:cNvPicPr/>
+                  </pic:nvPicPr>
+                  <pic:blipFill>
+                    <a:blip r:embed="rId38"/>
+                    <a:stretch>
+                      <a:fillRect/>
+                    </a:stretch>
+                  </pic:blipFill>
+                  <pic:spPr>
+                    <a:xfrm>
+                      <a:off x="0" y="0"/>
+                      <a:ext cx="5760720" cy="2468880"/>
+                    </a:xfrm>
+                    <a:prstGeom prst="rect">
+                      <a:avLst/>
+                    </a:prstGeom>
+                  </pic:spPr>
+                </pic:pic>
+              </a:graphicData>
+            </a:graphic>
+          </wp:inline>
+        </w:drawing>
+      </w:r>
+    </w:p>
+    <w:p>
+      <w:pPr>
+        <w:rPr>
+          <w:sz w:val="36"/>
+          <w:szCs w:val="36"/>
+        </w:rPr>
+      </w:pPr>
+      <w:r>
+        <w:rPr>
+          <w:sz w:val="36"/>
+          <w:szCs w:val="36"/>
+        </w:rPr>
+        <w:lastRenderedPageBreak/>
+        <w:drawing>
+          <wp:inline distT="0" distB="0" distL="0" distR="0" wp14:anchorId="57108844" wp14:editId="3D21F97E">
+            <wp:extent cx="5760720" cy="2423160"/>
+            <wp:effectExtent l="0" t="0" r="0" b="0"/>
+            <wp:docPr id="201025710" name="Kép 1"/>
+            <wp:cNvGraphicFramePr>
+              <a:graphicFrameLocks xmlns:a="http://schemas.openxmlformats.org/drawingml/2006/main" noChangeAspect="1"/>
+            </wp:cNvGraphicFramePr>
+            <a:graphic xmlns:a="http://schemas.openxmlformats.org/drawingml/2006/main">
+              <a:graphicData uri="http://schemas.openxmlformats.org/drawingml/2006/picture">
+                <pic:pic xmlns:pic="http://schemas.openxmlformats.org/drawingml/2006/picture">
+                  <pic:nvPicPr>
+                    <pic:cNvPr id="201025710" name=""/>
+                    <pic:cNvPicPr/>
+                  </pic:nvPicPr>
+                  <pic:blipFill>
+                    <a:blip r:embed="rId39"/>
+                    <a:stretch>
+                      <a:fillRect/>
+                    </a:stretch>
+                  </pic:blipFill>
+                  <pic:spPr>
+                    <a:xfrm>
+                      <a:off x="0" y="0"/>
+                      <a:ext cx="5760720" cy="2423160"/>
+                    </a:xfrm>
+                    <a:prstGeom prst="rect">
+                      <a:avLst/>
+                    </a:prstGeom>
+                  </pic:spPr>
+                </pic:pic>
+              </a:graphicData>
+            </a:graphic>
+          </wp:inline>
+        </w:drawing>
+      </w:r>
+    </w:p>
+    <w:p>
+      <w:pPr>
+        <w:rPr>
+          <w:sz w:val="36"/>
+          <w:szCs w:val="36"/>
+        </w:rPr>
+      </w:pPr>
+      <w:proofErr w:type="spellStart"/>
+      <w:r>
+        <w:rPr>
+          <w:sz w:val="36"/>
+          <w:szCs w:val="36"/>
+        </w:rPr>
+        <w:t>Calorie</w:t>
+      </w:r>
+      <w:proofErr w:type="spellEnd"/>
+      <w:r>
+        <w:rPr>
+          <w:sz w:val="36"/>
+          <w:szCs w:val="36"/>
+        </w:rPr>
+        <w:t xml:space="preserve"> teszt:</w:t>
+      </w:r>
+    </w:p>
+    <w:p>
+      <w:pPr>
+        <w:rPr>
+          <w:sz w:val="36"/>
+          <w:szCs w:val="36"/>
+        </w:rPr>
+      </w:pPr>
+      <w:r>
+        <w:rPr>
+          <w:sz w:val="36"/>
+          <w:szCs w:val="36"/>
+        </w:rPr>
+        <w:drawing>
+          <wp:inline distT="0" distB="0" distL="0" distR="0" wp14:anchorId="63CEFD0B" wp14:editId="069EFCA8">
+            <wp:extent cx="5760720" cy="2433955"/>
+            <wp:effectExtent l="0" t="0" r="0" b="4445"/>
+            <wp:docPr id="2017562886" name="Kép 1"/>
+            <wp:cNvGraphicFramePr>
+              <a:graphicFrameLocks xmlns:a="http://schemas.openxmlformats.org/drawingml/2006/main" noChangeAspect="1"/>
+            </wp:cNvGraphicFramePr>
+            <a:graphic xmlns:a="http://schemas.openxmlformats.org/drawingml/2006/main">
+              <a:graphicData uri="http://schemas.openxmlformats.org/drawingml/2006/picture">
+                <pic:pic xmlns:pic="http://schemas.openxmlformats.org/drawingml/2006/picture">
+                  <pic:nvPicPr>
+                    <pic:cNvPr id="2017562886" name=""/>
+                    <pic:cNvPicPr/>
+                  </pic:nvPicPr>
+                  <pic:blipFill>
+                    <a:blip r:embed="rId40"/>
+                    <a:stretch>
+                      <a:fillRect/>
+                    </a:stretch>
+                  </pic:blipFill>
+                  <pic:spPr>
+                    <a:xfrm>
+                      <a:off x="0" y="0"/>
+                      <a:ext cx="5760720" cy="2433955"/>
+                    </a:xfrm>
+                    <a:prstGeom prst="rect">
+                      <a:avLst/>
+                    </a:prstGeom>
+                  </pic:spPr>
+                </pic:pic>
+              </a:graphicData>
+            </a:graphic>
+          </wp:inline>
+        </w:drawing>
+      </w:r>
+      <w:r>
+        <w:rPr>
+          <w:sz w:val="36"/>
+          <w:szCs w:val="36"/>
+        </w:rPr>
+        <w:drawing>
+          <wp:inline distT="0" distB="0" distL="0" distR="0" wp14:anchorId="0A6067CC" wp14:editId="69A58F18">
+            <wp:extent cx="5760720" cy="2442845"/>
+            <wp:effectExtent l="0" t="0" r="0" b="0"/>
+            <wp:docPr id="268652619" name="Kép 1"/>
+            <wp:cNvGraphicFramePr>
+              <a:graphicFrameLocks xmlns:a="http://schemas.openxmlformats.org/drawingml/2006/main" noChangeAspect="1"/>
+            </wp:cNvGraphicFramePr>
+            <a:graphic xmlns:a="http://schemas.openxmlformats.org/drawingml/2006/main">
+              <a:graphicData uri="http://schemas.openxmlformats.org/drawingml/2006/picture">
+                <pic:pic xmlns:pic="http://schemas.openxmlformats.org/drawingml/2006/picture">
+                  <pic:nvPicPr>
+                    <pic:cNvPr id="268652619" name=""/>
+                    <pic:cNvPicPr/>
+                  </pic:nvPicPr>
+                  <pic:blipFill>
+                    <a:blip r:embed="rId41"/>
+                    <a:stretch>
+                      <a:fillRect/>
+                    </a:stretch>
+                  </pic:blipFill>
+                  <pic:spPr>
+                    <a:xfrm>
+                      <a:off x="0" y="0"/>
+                      <a:ext cx="5760720" cy="2442845"/>
+                    </a:xfrm>
+                    <a:prstGeom prst="rect">
+                      <a:avLst/>
+                    </a:prstGeom>
+                  </pic:spPr>
+                </pic:pic>
+              </a:graphicData>
+            </a:graphic>
+          </wp:inline>
+        </w:drawing>
+      </w:r>
+    </w:p>
+    <w:p>
+      <w:pPr>
+        <w:rPr>
+          <w:sz w:val="36"/>
+          <w:szCs w:val="36"/>
+        </w:rPr>
+      </w:pPr>
+      <w:proofErr w:type="spellStart"/>
+      <w:r>
+        <w:rPr>
+          <w:sz w:val="36"/>
+          <w:szCs w:val="36"/>
+        </w:rPr>
+        <w:t>Diet</w:t>
+      </w:r>
+      <w:proofErr w:type="spellEnd"/>
+      <w:r>
+        <w:rPr>
+          <w:sz w:val="36"/>
+          <w:szCs w:val="36"/>
+        </w:rPr>
+        <w:t xml:space="preserve"> teszt:</w:t>
+      </w:r>
+    </w:p>
+    <w:p>
+      <w:pPr>
+        <w:rPr>
+          <w:sz w:val="36"/>
+          <w:szCs w:val="36"/>
+        </w:rPr>
+      </w:pPr>
+      <w:r>
+        <w:rPr>
+          <w:sz w:val="36"/>
+          <w:szCs w:val="36"/>
+        </w:rPr>
+        <w:lastRenderedPageBreak/>
+        <w:drawing>
+          <wp:inline distT="0" distB="0" distL="0" distR="0" wp14:anchorId="05EDDF51" wp14:editId="5CFACBCD">
+            <wp:extent cx="5760720" cy="2487930"/>
+            <wp:effectExtent l="0" t="0" r="0" b="7620"/>
+            <wp:docPr id="2020348803" name="Kép 1"/>
+            <wp:cNvGraphicFramePr>
+              <a:graphicFrameLocks xmlns:a="http://schemas.openxmlformats.org/drawingml/2006/main" noChangeAspect="1"/>
+            </wp:cNvGraphicFramePr>
+            <a:graphic xmlns:a="http://schemas.openxmlformats.org/drawingml/2006/main">
+              <a:graphicData uri="http://schemas.openxmlformats.org/drawingml/2006/picture">
+                <pic:pic xmlns:pic="http://schemas.openxmlformats.org/drawingml/2006/picture">
+                  <pic:nvPicPr>
+                    <pic:cNvPr id="2020348803" name=""/>
+                    <pic:cNvPicPr/>
+                  </pic:nvPicPr>
+                  <pic:blipFill>
+                    <a:blip r:embed="rId42"/>
+                    <a:stretch>
+                      <a:fillRect/>
+                    </a:stretch>
+                  </pic:blipFill>
+                  <pic:spPr>
+                    <a:xfrm>
+                      <a:off x="0" y="0"/>
+                      <a:ext cx="5760720" cy="2487930"/>
+                    </a:xfrm>
+                    <a:prstGeom prst="rect">
+                      <a:avLst/>
+                    </a:prstGeom>
+                  </pic:spPr>
+                </pic:pic>
+              </a:graphicData>
+            </a:graphic>
+          </wp:inline>
+        </w:drawing>
+      </w:r>
+      <w:r>
+        <w:rPr>
+          <w:sz w:val="36"/>
+          <w:szCs w:val="36"/>
+        </w:rPr>
+        <w:drawing>
+          <wp:inline distT="0" distB="0" distL="0" distR="0" wp14:anchorId="3F19C0BA" wp14:editId="4CD6F5F3">
+            <wp:extent cx="5760720" cy="2492375"/>
+            <wp:effectExtent l="0" t="0" r="0" b="3175"/>
+            <wp:docPr id="193522292" name="Kép 1"/>
+            <wp:cNvGraphicFramePr>
+              <a:graphicFrameLocks xmlns:a="http://schemas.openxmlformats.org/drawingml/2006/main" noChangeAspect="1"/>
+            </wp:cNvGraphicFramePr>
+            <a:graphic xmlns:a="http://schemas.openxmlformats.org/drawingml/2006/main">
+              <a:graphicData uri="http://schemas.openxmlformats.org/drawingml/2006/picture">
+                <pic:pic xmlns:pic="http://schemas.openxmlformats.org/drawingml/2006/picture">
+                  <pic:nvPicPr>
+                    <pic:cNvPr id="193522292" name=""/>
+                    <pic:cNvPicPr/>
+                  </pic:nvPicPr>
+                  <pic:blipFill>
+                    <a:blip r:embed="rId43"/>
+                    <a:stretch>
+                      <a:fillRect/>
+                    </a:stretch>
+                  </pic:blipFill>
+                  <pic:spPr>
+                    <a:xfrm>
+                      <a:off x="0" y="0"/>
+                      <a:ext cx="5760720" cy="2492375"/>
+                    </a:xfrm>
+                    <a:prstGeom prst="rect">
+                      <a:avLst/>
+                    </a:prstGeom>
+                  </pic:spPr>
+                </pic:pic>
+              </a:graphicData>
+            </a:graphic>
+          </wp:inline>
+        </w:drawing>
+      </w:r>
     </w:p>
     <w:p>
       <w:pPr>
@@ -11218,6 +11953,7 @@
   <w:style w:type="character" w:default="1" w:styleId="Bekezdsalapbettpusa">
     <w:name w:val="Default Paragraph Font"/>
     <w:uiPriority w:val="1"/>
+    <w:semiHidden/>
     <w:unhideWhenUsed/>
   </w:style>
   <w:style w:type="table" w:default="1" w:styleId="Normltblzat">
